--- a/public/Greencoat_Nursery_CIC_Safeguarding_Policy_Feb2026.docx
+++ b/public/Greencoat_Nursery_CIC_Safeguarding_Policy_Feb2026.docx
@@ -2364,6 +2364,28 @@
       </w:r>
     </w:p>
     <w:p>
+      <w:r>
+        <w:rPr>
+          <w:rFonts w:ascii="Calibri" w:hAnsi="Calibri"/>
+        </w:rPr>
+        <w:t xml:space="preserve">Access the form directly: </w:t>
+      </w:r>
+      <w:hyperlink r:id="rId7">
+        <w:r>
+          <w:rPr>
+            <w:rStyle w:val="Hyperlink"/>
+          </w:rPr>
+          <w:t>Greencoat Summary of Interaction form</w:t>
+        </w:r>
+      </w:hyperlink>
+      <w:r>
+        <w:rPr>
+          <w:rFonts w:ascii="Calibri" w:hAnsi="Calibri"/>
+        </w:rPr>
+        <w:t xml:space="preserve">.</w:t>
+      </w:r>
+    </w:p>
+    <w:p>
       <w:pPr>
         <w:pStyle w:val="ListParagraph"/>
         <w:numPr>
@@ -2470,7 +2492,9 @@
           <w:sz w:val="22"/>
           <w:szCs w:val="22"/>
         </w:rPr>
-        <w:t xml:space="preserve">If you are concerned that a concern is not being acted on, you have a professional duty to escalate. Speak to the Organisational DSL (Taz Khan) or contact CASS directly: 0121 303 1888. Refer to the Whistleblowing Policy if you believe concerns are being suppressed.</w:t>
+        <w:t xml:space="preserve">If you are concerned that a concern is not being acted on, you have a professional duty to escalate. Speak to the Organisational DSL (Taz Khan, 07525 536007) or contact CASS directly: 0121 303 1888.
+If you have made a referral to CASS and feel the response is inadequate or no action has been taken: (1) re-contact CASS and request to speak to a team manager or senior practitioner; (2) follow the BSCP Resolution and Escalation Protocol — contact BSCP at 0121 464 2612 if the dispute cannot be resolved; (3) contact the NSPCC Helpline (0808 800 5000) — they are independent of Children's Services and can make their own referral on your behalf; (4) call 999 if a child is in immediate danger at any point in this process.
+Refer to the Whistleblowing Policy if you believe safeguarding concerns are being suppressed within Greencoat.</w:t>
       </w:r>
     </w:p>
     <w:p>
@@ -8522,7 +8546,7 @@
           <w:sz w:val="22"/>
           <w:szCs w:val="22"/>
         </w:rPr>
-        <w:t xml:space="preserve">All training is documented. The DSL maintains a training log for each staff member. Training frequency: all staff annually (minimum); DSLs every two years (full training) plus annual updates.</w:t>
+        <w:t xml:space="preserve">All training is documented. The DSL maintains a training log for each staff member. Training frequency: all staff annually (minimum); DSLs every two years (full training) plus annual updates. Post-induction knowledge assessment: within four weeks of completing induction safeguarding training, the site manager conducts a brief knowledge check with each new staff member — typically a scenario-based discussion covering what to do if a child discloses, how to record a concern, and DSL contact arrangements. The outcome is recorded in the staff member's training log. Staff who cannot demonstrate adequate understanding are supported with additional training before being counted as the responsible adult in a room. Ongoing knowledge retention: in addition to annual updates, the DSL incorporates regular safeguarding awareness activities into team practice — for example, brief scenario discussions at staff meetings, sharing of BSCP learning reviews, and circulation of updated guidance when statutory frameworks change. These activities are recorded in the training log. Performance management and knowledge gaps: during formal appraisals and supervision meetings, the site manager and DSL review each staff member's safeguarding knowledge. Where a gap is identified — for example, uncertainty about a specific abuse type, threshold, or recording requirement — targeted training or a mentoring session is arranged and recorded. Staff who have not completed their annual update by the review date are prioritised for immediate booking. Online safety and policy: the DSL ensures that learning from annual online safety training is used to inform and update the Online Safety Policy. Where training identifies new risks, platform changes, or updated regulatory guidance, the DSL reviews the policy within 28 days and updates it if necessary. Staff are notified of any updates at the next team meeting.</w:t>
       </w:r>
     </w:p>
     <w:p>
